--- a/public/templates/preview/termination.docx
+++ b/public/templates/preview/termination.docx
@@ -5,37 +5,364 @@
     <w:p>
       <w:pPr>
         <w:pStyle w:val="Heading1"/>
-        <w:spacing w:after="240" w:before="240"/>
+        <w:spacing w:after="200" w:before="160"/>
       </w:pPr>
       <w:r>
         <w:rPr>
           <w:b/>
           <w:bCs/>
           <w:color w:val="0369A1"/>
-          <w:sz w:val="32"/>
-          <w:szCs w:val="32"/>
-        </w:rPr>
-        <w:t xml:space="preserve">TERMINATION OF TENANCY NOTICE</w:t>
-      </w:r>
-    </w:p>
-    <w:p>
-      <w:pPr>
-        <w:spacing w:after="120"/>
-      </w:pPr>
-      <w:r>
-        <w:rPr>
+          <w:sz w:val="30"/>
+          <w:szCs w:val="30"/>
+        </w:rPr>
+        <w:t xml:space="preserve">NOTICE TO QUIT</w:t>
+      </w:r>
+    </w:p>
+    <w:p>
+      <w:pPr>
+        <w:spacing w:after="200"/>
+      </w:pPr>
+      <w:r>
+        <w:rPr>
+          <w:color w:val="0F172A"/>
           <w:sz w:val="22"/>
           <w:szCs w:val="22"/>
         </w:rPr>
-        <w:t xml:space="preserve">Date: 07/10/2026</w:t>
-      </w:r>
-    </w:p>
-    <w:p>
-      <w:pPr>
-        <w:spacing w:after="200"/>
-      </w:pPr>
-      <w:r>
-        <w:rPr>
+        <w:t xml:space="preserve">This is a formal notice to end a tenancy. It is not a demand for rent and it is not a warning. Read clause 3 before serving it.</w:t>
+      </w:r>
+    </w:p>
+    <w:p>
+      <w:pPr>
+        <w:pStyle w:val="Heading2"/>
+        <w:spacing w:after="120" w:before="280"/>
+      </w:pPr>
+      <w:r>
+        <w:rPr>
+          <w:b/>
+          <w:bCs/>
+          <w:color w:val="0F172A"/>
+          <w:sz w:val="24"/>
+          <w:szCs w:val="24"/>
+        </w:rPr>
+        <w:t xml:space="preserve">1. Addressee</w:t>
+      </w:r>
+    </w:p>
+    <w:tbl>
+      <w:tblPr>
+        <w:tblW w:type="pct" w:w="5000"/>
+        <w:tblBorders>
+          <w:top w:val="single" w:color="auto" w:sz="4"/>
+          <w:left w:val="single" w:color="auto" w:sz="4"/>
+          <w:bottom w:val="single" w:color="auto" w:sz="4"/>
+          <w:right w:val="single" w:color="auto" w:sz="4"/>
+          <w:insideH w:val="single" w:color="auto" w:sz="4"/>
+          <w:insideV w:val="single" w:color="auto" w:sz="4"/>
+        </w:tblBorders>
+      </w:tblPr>
+      <w:tblGrid>
+        <w:gridCol w:w="3119"/>
+        <w:gridCol w:w="6627"/>
+      </w:tblGrid>
+      <w:tr>
+        <w:tc>
+          <w:tcPr>
+            <w:tcW w:type="pct" w:w="1600"/>
+          </w:tcPr>
+          <w:p>
+            <w:r>
+              <w:rPr>
+                <w:b/>
+                <w:bCs/>
+                <w:color w:val="0F172A"/>
+                <w:sz w:val="20"/>
+                <w:szCs w:val="20"/>
+              </w:rPr>
+              <w:t xml:space="preserve">To (Tenant)</w:t>
+            </w:r>
+          </w:p>
+        </w:tc>
+        <w:tc>
+          <w:tcPr>
+            <w:tcW w:type="pct" w:w="3400"/>
+          </w:tcPr>
+          <w:p>
+            <w:r>
+              <w:rPr>
+                <w:color w:val="0F172A"/>
+                <w:sz w:val="20"/>
+                <w:szCs w:val="20"/>
+              </w:rPr>
+              <w:t xml:space="preserve">Brian Mwangi</w:t>
+            </w:r>
+          </w:p>
+        </w:tc>
+      </w:tr>
+      <w:tr>
+        <w:tc>
+          <w:tcPr>
+            <w:tcW w:type="pct" w:w="1600"/>
+          </w:tcPr>
+          <w:p>
+            <w:r>
+              <w:rPr>
+                <w:b/>
+                <w:bCs/>
+                <w:color w:val="0F172A"/>
+                <w:sz w:val="20"/>
+                <w:szCs w:val="20"/>
+              </w:rPr>
+              <w:t xml:space="preserve">Telephone</w:t>
+            </w:r>
+          </w:p>
+        </w:tc>
+        <w:tc>
+          <w:tcPr>
+            <w:tcW w:type="pct" w:w="3400"/>
+          </w:tcPr>
+          <w:p>
+            <w:r>
+              <w:rPr>
+                <w:color w:val="0F172A"/>
+                <w:sz w:val="20"/>
+                <w:szCs w:val="20"/>
+              </w:rPr>
+              <w:t xml:space="preserve">07XX XXX XXX</w:t>
+            </w:r>
+          </w:p>
+        </w:tc>
+      </w:tr>
+      <w:tr>
+        <w:tc>
+          <w:tcPr>
+            <w:tcW w:type="pct" w:w="1600"/>
+          </w:tcPr>
+          <w:p>
+            <w:r>
+              <w:rPr>
+                <w:b/>
+                <w:bCs/>
+                <w:color w:val="0F172A"/>
+                <w:sz w:val="20"/>
+                <w:szCs w:val="20"/>
+              </w:rPr>
+              <w:t xml:space="preserve">Email</w:t>
+            </w:r>
+          </w:p>
+        </w:tc>
+        <w:tc>
+          <w:tcPr>
+            <w:tcW w:type="pct" w:w="3400"/>
+          </w:tcPr>
+          <w:p>
+            <w:r>
+              <w:rPr>
+                <w:color w:val="0F172A"/>
+                <w:sz w:val="20"/>
+                <w:szCs w:val="20"/>
+              </w:rPr>
+              <w:t xml:space="preserve">—</w:t>
+            </w:r>
+          </w:p>
+        </w:tc>
+      </w:tr>
+      <w:tr>
+        <w:tc>
+          <w:tcPr>
+            <w:tcW w:type="pct" w:w="1600"/>
+          </w:tcPr>
+          <w:p>
+            <w:r>
+              <w:rPr>
+                <w:b/>
+                <w:bCs/>
+                <w:color w:val="0F172A"/>
+                <w:sz w:val="20"/>
+                <w:szCs w:val="20"/>
+              </w:rPr>
+              <w:t xml:space="preserve">Property</w:t>
+            </w:r>
+          </w:p>
+        </w:tc>
+        <w:tc>
+          <w:tcPr>
+            <w:tcW w:type="pct" w:w="3400"/>
+          </w:tcPr>
+          <w:p>
+            <w:r>
+              <w:rPr>
+                <w:color w:val="0F172A"/>
+                <w:sz w:val="20"/>
+                <w:szCs w:val="20"/>
+              </w:rPr>
+              <w:t xml:space="preserve">Riverside Court, Riverside Drive, Nairobi</w:t>
+            </w:r>
+          </w:p>
+        </w:tc>
+      </w:tr>
+      <w:tr>
+        <w:tc>
+          <w:tcPr>
+            <w:tcW w:type="pct" w:w="1600"/>
+          </w:tcPr>
+          <w:p>
+            <w:r>
+              <w:rPr>
+                <w:b/>
+                <w:bCs/>
+                <w:color w:val="0F172A"/>
+                <w:sz w:val="20"/>
+                <w:szCs w:val="20"/>
+              </w:rPr>
+              <w:t xml:space="preserve">Tenancy commenced</w:t>
+            </w:r>
+          </w:p>
+        </w:tc>
+        <w:tc>
+          <w:tcPr>
+            <w:tcW w:type="pct" w:w="3400"/>
+          </w:tcPr>
+          <w:p>
+            <w:r>
+              <w:rPr>
+                <w:color w:val="0F172A"/>
+                <w:sz w:val="20"/>
+                <w:szCs w:val="20"/>
+              </w:rPr>
+              <w:t xml:space="preserve">1 March 2026</w:t>
+            </w:r>
+          </w:p>
+        </w:tc>
+      </w:tr>
+      <w:tr>
+        <w:tc>
+          <w:tcPr>
+            <w:tcW w:type="pct" w:w="1600"/>
+          </w:tcPr>
+          <w:p>
+            <w:r>
+              <w:rPr>
+                <w:b/>
+                <w:bCs/>
+                <w:color w:val="0F172A"/>
+                <w:sz w:val="20"/>
+                <w:szCs w:val="20"/>
+              </w:rPr>
+              <w:t xml:space="preserve">Date of this notice</w:t>
+            </w:r>
+          </w:p>
+        </w:tc>
+        <w:tc>
+          <w:tcPr>
+            <w:tcW w:type="pct" w:w="3400"/>
+          </w:tcPr>
+          <w:p>
+            <w:r>
+              <w:rPr>
+                <w:color w:val="0F172A"/>
+                <w:sz w:val="20"/>
+                <w:szCs w:val="20"/>
+              </w:rPr>
+              <w:t xml:space="preserve">09 October 2026</w:t>
+            </w:r>
+          </w:p>
+        </w:tc>
+      </w:tr>
+    </w:tbl>
+    <w:p>
+      <w:pPr>
+        <w:pStyle w:val="Heading2"/>
+        <w:spacing w:after="120" w:before="280"/>
+      </w:pPr>
+      <w:r>
+        <w:rPr>
+          <w:b/>
+          <w:bCs/>
+          <w:color w:val="0F172A"/>
+          <w:sz w:val="24"/>
+          <w:szCs w:val="24"/>
+        </w:rPr>
+        <w:t xml:space="preserve">2. Notice</w:t>
+      </w:r>
+    </w:p>
+    <w:p>
+      <w:pPr>
+        <w:spacing w:after="120"/>
+        <w:ind w:left="720" w:hanging="720"/>
+      </w:pPr>
+      <w:r>
+        <w:rPr>
+          <w:b/>
+          <w:bCs/>
+          <w:color w:val="0F172A"/>
+          <w:sz w:val="21"/>
+          <w:szCs w:val="21"/>
+        </w:rPr>
+        <w:t xml:space="preserve">2.1  </w:t>
+      </w:r>
+      <w:r>
+        <w:rPr>
+          <w:color w:val="0F172A"/>
+          <w:sz w:val="21"/>
+          <w:szCs w:val="21"/>
+        </w:rPr>
+        <w:t xml:space="preserve">Notice is hereby given that the tenancy of the premises described above will terminate on 30 April 2026.</w:t>
+      </w:r>
+    </w:p>
+    <w:p>
+      <w:pPr>
+        <w:spacing w:after="120"/>
+        <w:ind w:left="720" w:hanging="720"/>
+      </w:pPr>
+      <w:r>
+        <w:rPr>
+          <w:b/>
+          <w:bCs/>
+          <w:color w:val="0F172A"/>
+          <w:sz w:val="21"/>
+          <w:szCs w:val="21"/>
+        </w:rPr>
+        <w:t xml:space="preserve">2.2  </w:t>
+      </w:r>
+      <w:r>
+        <w:rPr>
+          <w:color w:val="0F172A"/>
+          <w:sz w:val="21"/>
+          <w:szCs w:val="21"/>
+        </w:rPr>
+        <w:t xml:space="preserve">This notice is given under clause 12 of the Tenancy Agreement dated between the parties and in accordance with the Rent Restriction Act, Cap 296 and the Law of Contract Act, Cap 23, where applicable.</w:t>
+      </w:r>
+    </w:p>
+    <w:p>
+      <w:pPr>
+        <w:spacing w:after="120"/>
+        <w:ind w:left="720" w:hanging="720"/>
+      </w:pPr>
+      <w:r>
+        <w:rPr>
+          <w:b/>
+          <w:bCs/>
+          <w:color w:val="0F172A"/>
+          <w:sz w:val="21"/>
+          <w:szCs w:val="21"/>
+        </w:rPr>
+        <w:t xml:space="preserve">2.3  </w:t>
+      </w:r>
+      <w:r>
+        <w:rPr>
+          <w:color w:val="0F172A"/>
+          <w:sz w:val="21"/>
+          <w:szCs w:val="21"/>
+        </w:rPr>
+        <w:t xml:space="preserve">The grounds on which this notice is given are set out below. State the ground — a notice without a stated ground is vulnerable to challenge.</w:t>
+      </w:r>
+    </w:p>
+    <w:p>
+      <w:pPr>
+        <w:spacing w:after="100"/>
+      </w:pPr>
+      <w:r>
+        <w:rPr>
+          <w:color w:val="0F172A"/>
           <w:sz w:val="22"/>
           <w:szCs w:val="22"/>
         </w:rPr>
@@ -44,23 +371,316 @@
     </w:p>
     <w:p>
       <w:pPr>
+        <w:spacing w:after="140"/>
+      </w:pPr>
+      <w:r>
+        <w:rPr>
+          <w:b/>
+          <w:bCs/>
+          <w:color w:val="0F172A"/>
+          <w:sz w:val="21"/>
+          <w:szCs w:val="21"/>
+        </w:rPr>
+        <w:t xml:space="preserve">Grounds (e.g. expiry of the fixed term; non-payment of rent; substantial breach of the Agreement; mutual agreement) </w:t>
+      </w:r>
+      <w:r>
+        <w:rPr>
+          <w:color w:val="94A3B8"/>
+          <w:sz w:val="21"/>
+          <w:szCs w:val="21"/>
+        </w:rPr>
+        <w:t xml:space="preserve">......................................................................</w:t>
+      </w:r>
+    </w:p>
+    <w:p>
+      <w:pPr>
+        <w:pStyle w:val="Heading2"/>
+        <w:spacing w:after="120" w:before="280"/>
+      </w:pPr>
+      <w:r>
+        <w:rPr>
+          <w:b/>
+          <w:bCs/>
+          <w:color w:val="0F172A"/>
+          <w:sz w:val="24"/>
+          <w:szCs w:val="24"/>
+        </w:rPr>
+        <w:t xml:space="preserve">3. What the Tenant must do by the termination date</w:t>
+      </w:r>
+    </w:p>
+    <w:p>
+      <w:pPr>
         <w:spacing w:after="80"/>
-      </w:pPr>
-      <w:r>
-        <w:rPr>
-          <w:b/>
-          <w:bCs/>
+        <w:ind w:left="720" w:hanging="360"/>
+      </w:pPr>
+      <w:r>
+        <w:rPr>
+          <w:b/>
+          <w:bCs/>
+          <w:color w:val="64748B"/>
+          <w:sz w:val="21"/>
+          <w:szCs w:val="21"/>
+        </w:rPr>
+        <w:t xml:space="preserve">•  </w:t>
+      </w:r>
+      <w:r>
+        <w:rPr>
+          <w:color w:val="0F172A"/>
+          <w:sz w:val="21"/>
+          <w:szCs w:val="21"/>
+        </w:rPr>
+        <w:t xml:space="preserve">Vacate the premises and return all keys, remotes and access cards listed on the handover record.</w:t>
+      </w:r>
+    </w:p>
+    <w:p>
+      <w:pPr>
+        <w:spacing w:after="80"/>
+        <w:ind w:left="720" w:hanging="360"/>
+      </w:pPr>
+      <w:r>
+        <w:rPr>
+          <w:b/>
+          <w:bCs/>
+          <w:color w:val="64748B"/>
+          <w:sz w:val="21"/>
+          <w:szCs w:val="21"/>
+        </w:rPr>
+        <w:t xml:space="preserve">•  </w:t>
+      </w:r>
+      <w:r>
+        <w:rPr>
+          <w:color w:val="0F172A"/>
+          <w:sz w:val="21"/>
+          <w:szCs w:val="21"/>
+        </w:rPr>
+        <w:t xml:space="preserve">Leave the premises clean and in the condition recorded at move-in, fair wear and tear excepted.</w:t>
+      </w:r>
+    </w:p>
+    <w:p>
+      <w:pPr>
+        <w:spacing w:after="80"/>
+        <w:ind w:left="720" w:hanging="360"/>
+      </w:pPr>
+      <w:r>
+        <w:rPr>
+          <w:b/>
+          <w:bCs/>
+          <w:color w:val="64748B"/>
+          <w:sz w:val="21"/>
+          <w:szCs w:val="21"/>
+        </w:rPr>
+        <w:t xml:space="preserve">•  </w:t>
+      </w:r>
+      <w:r>
+        <w:rPr>
+          <w:color w:val="0F172A"/>
+          <w:sz w:val="21"/>
+          <w:szCs w:val="21"/>
+        </w:rPr>
+        <w:t xml:space="preserve">Settle rent due up to the termination date, together with any utility charges properly outstanding.</w:t>
+      </w:r>
+    </w:p>
+    <w:p>
+      <w:pPr>
+        <w:spacing w:after="80"/>
+        <w:ind w:left="720" w:hanging="360"/>
+      </w:pPr>
+      <w:r>
+        <w:rPr>
+          <w:b/>
+          <w:bCs/>
+          <w:color w:val="64748B"/>
+          <w:sz w:val="21"/>
+          <w:szCs w:val="21"/>
+        </w:rPr>
+        <w:t xml:space="preserve">•  </w:t>
+      </w:r>
+      <w:r>
+        <w:rPr>
+          <w:color w:val="0F172A"/>
+          <w:sz w:val="21"/>
+          <w:szCs w:val="21"/>
+        </w:rPr>
+        <w:t xml:space="preserve">Provide a forwarding address so the deposit and any post can be returned.</w:t>
+      </w:r>
+    </w:p>
+    <w:p>
+      <w:pPr>
+        <w:spacing w:after="80"/>
+        <w:ind w:left="720" w:hanging="360"/>
+      </w:pPr>
+      <w:r>
+        <w:rPr>
+          <w:b/>
+          <w:bCs/>
+          <w:color w:val="64748B"/>
+          <w:sz w:val="21"/>
+          <w:szCs w:val="21"/>
+        </w:rPr>
+        <w:t xml:space="preserve">•  </w:t>
+      </w:r>
+      <w:r>
+        <w:rPr>
+          <w:color w:val="0F172A"/>
+          <w:sz w:val="21"/>
+          <w:szCs w:val="21"/>
+        </w:rPr>
+        <w:t xml:space="preserve">Attend a joint move-out inspection, or propose a date in writing within 7 days of this notice.</w:t>
+      </w:r>
+    </w:p>
+    <w:p>
+      <w:pPr>
+        <w:pStyle w:val="Heading2"/>
+        <w:spacing w:after="120" w:before="280"/>
+      </w:pPr>
+      <w:r>
+        <w:rPr>
+          <w:b/>
+          <w:bCs/>
+          <w:color w:val="0F172A"/>
+          <w:sz w:val="24"/>
+          <w:szCs w:val="24"/>
+        </w:rPr>
+        <w:t xml:space="preserve">4. How the Tenant's deposit is dealt with</w:t>
+      </w:r>
+    </w:p>
+    <w:p>
+      <w:pPr>
+        <w:spacing w:after="120"/>
+      </w:pPr>
+      <w:r>
+        <w:rPr>
+          <w:color w:val="0F172A"/>
           <w:sz w:val="22"/>
           <w:szCs w:val="22"/>
         </w:rPr>
-        <w:t xml:space="preserve">To (Tenant): </w:t>
-      </w:r>
-      <w:r>
-        <w:rPr>
+        <w:t xml:space="preserve">Within 30 days of vacating and returning the keys, the Landlord will refund the deposit less any permitted deductions, together with a written itemised statement and supporting evidence. Permitted deductions are unpaid rent, evidenced utility arrears, and damage beyond fair wear and tear compared against the signed move-in condition report.</w:t>
+      </w:r>
+    </w:p>
+    <w:p>
+      <w:pPr>
+        <w:spacing w:after="120"/>
+      </w:pPr>
+      <w:r>
+        <w:rPr>
+          <w:i/>
+          <w:iCs/>
+          <w:color w:val="64748B"/>
+          <w:sz w:val="18"/>
+          <w:szCs w:val="18"/>
+        </w:rPr>
+        <w:t xml:space="preserve">Normal wear and tear is not damage and is not chargeable. Faded paint and worn flooring from ordinary use stay with the Landlord.</w:t>
+      </w:r>
+    </w:p>
+    <w:p>
+      <w:pPr>
+        <w:pBdr>
+          <w:top w:val="single" w:color="CBD5E1" w:sz="6" w:space="6"/>
+        </w:pBdr>
+        <w:spacing w:after="60" w:before="200"/>
+      </w:pPr>
+      <w:r>
+        <w:rPr>
+          <w:b/>
+          <w:bCs/>
+          <w:color w:val="0F172A"/>
+          <w:sz w:val="20"/>
+          <w:szCs w:val="20"/>
+        </w:rPr>
+        <w:t xml:space="preserve">BEFORE YOU SERVE THIS NOTICE — IMPORTANT</w:t>
+      </w:r>
+    </w:p>
+    <w:p>
+      <w:pPr>
+        <w:spacing w:after="60"/>
+      </w:pPr>
+      <w:r>
+        <w:rPr>
+          <w:color w:val="64748B"/>
+          <w:sz w:val="19"/>
+          <w:szCs w:val="19"/>
+        </w:rPr>
+        <w:t xml:space="preserve">Give at least one full calendar month, expiring at the end of a tenancy month. A shorter period is open to challenge.</w:t>
+      </w:r>
+    </w:p>
+    <w:p>
+      <w:pPr>
+        <w:spacing w:after="60"/>
+      </w:pPr>
+      <w:r>
+        <w:rPr>
+          <w:color w:val="64748B"/>
+          <w:sz w:val="19"/>
+          <w:szCs w:val="19"/>
+        </w:rPr>
+        <w:t xml:space="preserve">Serve it in writing — by hand, registered post, or email to the address most recently notified. Record how and when you served it.</w:t>
+      </w:r>
+    </w:p>
+    <w:p>
+      <w:pPr>
+        <w:spacing w:after="60"/>
+      </w:pPr>
+      <w:r>
+        <w:rPr>
+          <w:color w:val="64748B"/>
+          <w:sz w:val="19"/>
+          <w:szCs w:val="19"/>
+        </w:rPr>
+        <w:t xml:space="preserve">If the Tenant is behind on rent, this notice does not by itself recover possession. You must apply to the Rent Restriction Tribunal or the court for an order.</w:t>
+      </w:r>
+    </w:p>
+    <w:p>
+      <w:pPr>
+        <w:spacing w:after="60"/>
+      </w:pPr>
+      <w:r>
+        <w:rPr>
+          <w:color w:val="64748B"/>
+          <w:sz w:val="19"/>
+          <w:szCs w:val="19"/>
+        </w:rPr>
+        <w:t xml:space="preserve">Never change the locks, remove the Tenant's goods, or cut off water or electricity to obtain possession. That is unlawful, and self-help eviction is a criminal offence.</w:t>
+      </w:r>
+    </w:p>
+    <w:p>
+      <w:pPr>
+        <w:spacing w:after="60"/>
+      </w:pPr>
+      <w:r>
+        <w:rPr>
+          <w:color w:val="64748B"/>
+          <w:sz w:val="19"/>
+          <w:szCs w:val="19"/>
+        </w:rPr>
+        <w:t xml:space="preserve">Give a copy of any notice to the Rent Restriction Tribunal for the area where the premises are located.</w:t>
+      </w:r>
+    </w:p>
+    <w:p>
+      <w:pPr>
+        <w:pBdr>
+          <w:bottom w:val="single" w:color="CBD5E1" w:sz="6" w:space="6"/>
+        </w:pBdr>
+        <w:spacing w:after="160"/>
+      </w:pPr>
+      <w:r>
+        <w:rPr>
+          <w:sz w:val="2"/>
+          <w:szCs w:val="2"/>
+        </w:rPr>
+        <w:t xml:space="preserve"/>
+      </w:r>
+    </w:p>
+    <w:p>
+      <w:pPr>
+        <w:spacing w:after="200"/>
+      </w:pPr>
+      <w:r>
+        <w:rPr>
+          <w:color w:val="0F172A"/>
           <w:sz w:val="22"/>
           <w:szCs w:val="22"/>
         </w:rPr>
-        <w:t xml:space="preserve">Sample Tenant</w:t>
+        <w:t xml:space="preserve">Yours faithfully,</w:t>
       </w:r>
     </w:p>
     <w:p>
@@ -71,17 +691,19 @@
         <w:rPr>
           <w:b/>
           <w:bCs/>
+          <w:color w:val="0F172A"/>
           <w:sz w:val="22"/>
           <w:szCs w:val="22"/>
         </w:rPr>
-        <w:t xml:space="preserve">Property: </w:t>
-      </w:r>
-      <w:r>
-        <w:rPr>
+        <w:t xml:space="preserve">Landlord / agent: </w:t>
+      </w:r>
+      <w:r>
+        <w:rPr>
+          <w:color w:val="0F172A"/>
           <w:sz w:val="22"/>
           <w:szCs w:val="22"/>
         </w:rPr>
-        <w:t xml:space="preserve">Kileleshwa Apartments — Unit 3B</w:t>
+        <w:t xml:space="preserve">Achieng Odhiambo</w:t>
       </w:r>
     </w:p>
     <w:p>
@@ -92,179 +714,28 @@
         <w:rPr>
           <w:b/>
           <w:bCs/>
+          <w:color w:val="0F172A"/>
           <w:sz w:val="22"/>
           <w:szCs w:val="22"/>
         </w:rPr>
-        <w:t xml:space="preserve">Tenancy start date: </w:t>
-      </w:r>
-      <w:r>
-        <w:rPr>
+        <w:t xml:space="preserve">Contact for this notice: </w:t>
+      </w:r>
+      <w:r>
+        <w:rPr>
+          <w:color w:val="0F172A"/>
           <w:sz w:val="22"/>
           <w:szCs w:val="22"/>
         </w:rPr>
-        <w:t xml:space="preserve">2025-01-01</w:t>
-      </w:r>
-    </w:p>
-    <w:p>
-      <w:pPr>
-        <w:spacing w:after="200"/>
-      </w:pPr>
-      <w:r>
-        <w:rPr>
-          <w:sz w:val="22"/>
-          <w:szCs w:val="22"/>
-        </w:rPr>
-        <w:t xml:space="preserve"> </w:t>
-      </w:r>
-    </w:p>
-    <w:p>
-      <w:pPr>
-        <w:spacing w:after="120"/>
-      </w:pPr>
-      <w:r>
-        <w:rPr>
-          <w:sz w:val="22"/>
-          <w:szCs w:val="22"/>
-        </w:rPr>
-        <w:t xml:space="preserve">I / We hereby give formal notice of termination of the tenancy of the above premises, in accordance with the terms of the Tenancy Agreement and the Landlord and Tenant Act (Cap 233).</w:t>
-      </w:r>
-    </w:p>
-    <w:p>
-      <w:pPr>
-        <w:spacing w:after="80"/>
-      </w:pPr>
-      <w:r>
-        <w:rPr>
-          <w:b/>
-          <w:bCs/>
-          <w:sz w:val="22"/>
-          <w:szCs w:val="22"/>
-        </w:rPr>
-        <w:t xml:space="preserve">Termination effective date: </w:t>
-      </w:r>
-      <w:r>
-        <w:rPr>
-          <w:sz w:val="22"/>
-          <w:szCs w:val="22"/>
-        </w:rPr>
-        <w:t xml:space="preserve">2026-02-28</w:t>
-      </w:r>
-    </w:p>
-    <w:p>
-      <w:pPr>
-        <w:spacing w:after="80"/>
-      </w:pPr>
-      <w:r>
-        <w:rPr>
-          <w:b/>
-          <w:bCs/>
-          <w:sz w:val="22"/>
-          <w:szCs w:val="22"/>
-        </w:rPr>
-        <w:t xml:space="preserve">Reason (optional): </w:t>
-      </w:r>
-      <w:r>
-        <w:rPr>
-          <w:sz w:val="22"/>
-          <w:szCs w:val="22"/>
-        </w:rPr>
-        <w:t xml:space="preserve">End of contract term</w:t>
-      </w:r>
-    </w:p>
-    <w:p>
-      <w:pPr>
-        <w:pStyle w:val="Heading2"/>
-        <w:spacing w:after="120" w:before="200"/>
-      </w:pPr>
-      <w:r>
-        <w:rPr>
-          <w:b/>
-          <w:bCs/>
-          <w:color w:val="0F172A"/>
-          <w:sz w:val="26"/>
-          <w:szCs w:val="26"/>
-        </w:rPr>
-        <w:t xml:space="preserve">What you need to do</w:t>
-      </w:r>
-    </w:p>
-    <w:p>
-      <w:pPr>
-        <w:spacing w:after="120"/>
-      </w:pPr>
-      <w:r>
-        <w:rPr>
-          <w:sz w:val="22"/>
-          <w:szCs w:val="22"/>
-        </w:rPr>
-        <w:t xml:space="preserve">• Vacate the premises by the date above and return all keys.</w:t>
-      </w:r>
-    </w:p>
-    <w:p>
-      <w:pPr>
-        <w:spacing w:after="120"/>
-      </w:pPr>
-      <w:r>
-        <w:rPr>
-          <w:sz w:val="22"/>
-          <w:szCs w:val="22"/>
-        </w:rPr>
-        <w:t xml:space="preserve">• Leave the premises in the same condition as at the start of the tenancy, fair wear and tear excepted.</w:t>
-      </w:r>
-    </w:p>
-    <w:p>
-      <w:pPr>
-        <w:spacing w:after="120"/>
-      </w:pPr>
-      <w:r>
-        <w:rPr>
-          <w:sz w:val="22"/>
-          <w:szCs w:val="22"/>
-        </w:rPr>
-        <w:t xml:space="preserve">• Pay any outstanding rent, utilities, or damage charges up to the vacate date.</w:t>
-      </w:r>
-    </w:p>
-    <w:p>
-      <w:pPr>
-        <w:spacing w:after="120"/>
-      </w:pPr>
-      <w:r>
-        <w:rPr>
-          <w:sz w:val="22"/>
-          <w:szCs w:val="22"/>
-        </w:rPr>
-        <w:t xml:space="preserve">• Schedule a joint move-out inspection.</w:t>
-      </w:r>
-    </w:p>
-    <w:p>
-      <w:pPr>
-        <w:spacing w:after="400"/>
-      </w:pPr>
-      <w:r>
-        <w:rPr>
-          <w:sz w:val="22"/>
-          <w:szCs w:val="22"/>
-        </w:rPr>
-        <w:t xml:space="preserve"> </w:t>
-      </w:r>
-    </w:p>
-    <w:p>
-      <w:pPr>
-        <w:spacing w:after="120"/>
-      </w:pPr>
-      <w:r>
-        <w:rPr>
-          <w:sz w:val="22"/>
-          <w:szCs w:val="22"/>
-        </w:rPr>
-        <w:t xml:space="preserve">Yours sincerely,</w:t>
-      </w:r>
-    </w:p>
-    <w:p>
-      <w:pPr>
-        <w:spacing w:after="600"/>
-      </w:pPr>
-      <w:r>
-        <w:rPr>
+        <w:t xml:space="preserve">____________________</w:t>
+      </w:r>
+    </w:p>
+    <w:p>
+      <w:pPr>
+        <w:spacing w:after="300"/>
+      </w:pPr>
+      <w:r>
+        <w:rPr>
+          <w:color w:val="0F172A"/>
           <w:sz w:val="22"/>
           <w:szCs w:val="22"/>
         </w:rPr>
@@ -293,12 +764,15 @@
             <w:tcW w:type="pct" w:w="2500"/>
           </w:tcPr>
           <w:p>
+            <w:pPr>
+              <w:spacing w:before="320"/>
+            </w:pPr>
             <w:r>
               <w:rPr>
                 <w:sz w:val="22"/>
                 <w:szCs w:val="22"/>
               </w:rPr>
-              <w:t xml:space="preserve">_____________________</w:t>
+              <w:t xml:space="preserve">_______________________________</w:t>
             </w:r>
           </w:p>
           <w:p>
@@ -308,7 +782,7 @@
                 <w:sz w:val="18"/>
                 <w:szCs w:val="18"/>
               </w:rPr>
-              <w:t xml:space="preserve">Landlord / Agent</w:t>
+              <w:t xml:space="preserve">Landlord / agent — signature and date</w:t>
             </w:r>
           </w:p>
         </w:tc>
@@ -317,12 +791,15 @@
             <w:tcW w:type="pct" w:w="2500"/>
           </w:tcPr>
           <w:p>
+            <w:pPr>
+              <w:spacing w:before="320"/>
+            </w:pPr>
             <w:r>
               <w:rPr>
                 <w:sz w:val="22"/>
                 <w:szCs w:val="22"/>
               </w:rPr>
-              <w:t xml:space="preserve">_____________________</w:t>
+              <w:t xml:space="preserve">_______________________________</w:t>
             </w:r>
           </w:p>
           <w:p>
@@ -332,12 +809,71 @@
                 <w:sz w:val="18"/>
                 <w:szCs w:val="18"/>
               </w:rPr>
-              <w:t xml:space="preserve">Witness</w:t>
+              <w:t xml:space="preserve">Witness — name, signature and date</w:t>
             </w:r>
           </w:p>
         </w:tc>
       </w:tr>
     </w:tbl>
+    <w:p>
+      <w:pPr>
+        <w:spacing w:after="200"/>
+      </w:pPr>
+      <w:r>
+        <w:rPr>
+          <w:color w:val="0F172A"/>
+          <w:sz w:val="22"/>
+          <w:szCs w:val="22"/>
+        </w:rPr>
+        <w:t xml:space="preserve"> </w:t>
+      </w:r>
+    </w:p>
+    <w:p>
+      <w:pPr>
+        <w:spacing w:after="80"/>
+      </w:pPr>
+      <w:r>
+        <w:rPr>
+          <w:b/>
+          <w:bCs/>
+          <w:color w:val="0F172A"/>
+          <w:sz w:val="22"/>
+          <w:szCs w:val="22"/>
+        </w:rPr>
+        <w:t xml:space="preserve">Served on the Tenant by (method): </w:t>
+      </w:r>
+      <w:r>
+        <w:rPr>
+          <w:color w:val="0F172A"/>
+          <w:sz w:val="22"/>
+          <w:szCs w:val="22"/>
+        </w:rPr>
+        <w:t xml:space="preserve">☐ Hand    ☐ Registered post    ☐ Email</w:t>
+      </w:r>
+    </w:p>
+    <w:p>
+      <w:pPr>
+        <w:spacing w:after="80"/>
+      </w:pPr>
+      <w:r>
+        <w:rPr>
+          <w:b/>
+          <w:bCs/>
+          <w:color w:val="0F172A"/>
+          <w:sz w:val="22"/>
+          <w:szCs w:val="22"/>
+        </w:rPr>
+        <w:t xml:space="preserve">Date of service: </w:t>
+      </w:r>
+      <w:r>
+        <w:rPr>
+          <w:color w:val="0F172A"/>
+          <w:sz w:val="22"/>
+          <w:szCs w:val="22"/>
+        </w:rPr>
+        <w:t xml:space="preserve">______________</w:t>
+      </w:r>
+    </w:p>
     <w:sectPr>
       <w:headerReference w:type="default" r:id="rId6"/>
       <w:footerReference w:type="default" r:id="rId7"/>
@@ -399,7 +935,7 @@
         <w:sz w:val="16"/>
         <w:szCs w:val="16"/>
       </w:rPr>
-      <w:t xml:space="preserve">Generated by I-Manage · imanage.co.ke · Page </w:t>
+      <w:t xml:space="preserve">Generated by PropDesk Africa · bknglabs.dev@gmail.com · Page </w:t>
     </w:r>
     <w:r>
       <w:rPr>
@@ -476,6 +1012,7 @@
 <w:hdr xmlns:wpc="http://schemas.microsoft.com/office/word/2010/wordprocessingCanvas" xmlns:mc="http://schemas.openxmlformats.org/markup-compatibility/2006" xmlns:o="urn:schemas-microsoft-com:office:office" xmlns:r="http://schemas.openxmlformats.org/officeDocument/2006/relationships" xmlns:m="http://schemas.openxmlformats.org/officeDocument/2006/math" xmlns:v="urn:schemas-microsoft-com:vml" xmlns:wp14="http://schemas.microsoft.com/office/word/2010/wordprocessingDrawing" xmlns:wp="http://schemas.openxmlformats.org/drawingml/2006/wordprocessingDrawing" xmlns:w10="urn:schemas-microsoft-com:office:word" xmlns:w="http://schemas.openxmlformats.org/wordprocessingml/2006/main" xmlns:w14="http://schemas.microsoft.com/office/word/2010/wordml" xmlns:w15="http://schemas.microsoft.com/office/word/2012/wordml" xmlns:wpg="http://schemas.microsoft.com/office/word/2010/wordprocessingGroup" xmlns:wpi="http://schemas.microsoft.com/office/word/2010/wordprocessingInk" xmlns:wne="http://schemas.microsoft.com/office/word/2006/wordml" xmlns:wps="http://schemas.microsoft.com/office/word/2010/wordprocessingShape" xmlns:cx="http://schemas.microsoft.com/office/drawing/2014/chartex" xmlns:cx1="http://schemas.microsoft.com/office/drawing/2015/9/8/chartex" xmlns:cx2="http://schemas.microsoft.com/office/drawing/2015/10/21/chartex" xmlns:cx3="http://schemas.microsoft.com/office/drawing/2016/5/9/chartex" xmlns:cx4="http://schemas.microsoft.com/office/drawing/2016/5/10/chartex" xmlns:cx5="http://schemas.microsoft.com/office/drawing/2016/5/11/chartex" xmlns:cx6="http://schemas.microsoft.com/office/drawing/2016/5/12/chartex" xmlns:cx7="http://schemas.microsoft.com/office/drawing/2016/5/13/chartex" xmlns:cx8="http://schemas.microsoft.com/office/drawing/2016/5/14/chartex" xmlns:w16cid="http://schemas.microsoft.com/office/word/2016/wordml/cid" xmlns:w16se="http://schemas.microsoft.com/office/word/2015/wordml/symex">
   <w:p>
     <w:pPr>
+      <w:spacing w:after="0"/>
       <w:jc w:val="right"/>
     </w:pPr>
     <w:r>
@@ -486,7 +1023,7 @@
         <w:sz w:val="20"/>
         <w:szCs w:val="20"/>
       </w:rPr>
-      <w:t xml:space="preserve">I-Manage</w:t>
+      <w:t xml:space="preserve">PropDesk Africa</w:t>
     </w:r>
     <w:r>
       <w:rPr>
@@ -499,6 +1036,7 @@
   </w:p>
   <w:p>
     <w:pPr>
+      <w:spacing w:after="160"/>
       <w:jc w:val="right"/>
     </w:pPr>
     <w:r>
@@ -509,7 +1047,7 @@
         <w:sz w:val="16"/>
         <w:szCs w:val="16"/>
       </w:rPr>
-      <w:t xml:space="preserve">Termination Notice</w:t>
+      <w:t xml:space="preserve">Notice to Quit</w:t>
     </w:r>
   </w:p>
 </w:hdr>
@@ -613,7 +1151,11 @@
 <file path=word/styles.xml><?xml version="1.0" encoding="utf-8"?>
 <w:styles xmlns:mc="http://schemas.openxmlformats.org/markup-compatibility/2006" xmlns:r="http://schemas.openxmlformats.org/officeDocument/2006/relationships" xmlns:w="http://schemas.openxmlformats.org/wordprocessingml/2006/main" xmlns:w14="http://schemas.microsoft.com/office/word/2010/wordml" xmlns:w15="http://schemas.microsoft.com/office/word/2012/wordml" mc:Ignorable="w14 w15">
   <w:docDefaults>
-    <w:rPrDefault/>
+    <w:rPrDefault>
+      <w:rPr>
+        <w:rFonts w:ascii="Calibri" w:cs="Calibri" w:eastAsia="Calibri" w:hAnsi="Calibri"/>
+      </w:rPr>
+    </w:rPrDefault>
     <w:pPrDefault/>
   </w:docDefaults>
   <w:style w:type="paragraph" w:styleId="Normal" w:default="1">
